--- a/prompts/MicroConnect_Product_Bible_V3.0.docx
+++ b/prompts/MicroConnect_Product_Bible_V3.0.docx
@@ -12866,6 +12866,316 @@
         <w:t xml:space="preserve">用于全局元素（导航栏链接、品牌相关、返回按钮等），每个”通”的专属色仅用于该”通”的内容区域。</w:t>
       </w:r>
     </w:p>
+    <w:p>
+      <w:pPr>
+        <w:pStyle w:val="BodyText"/>
+      </w:pPr>
+      <w:r>
+        <w:rPr>
+          <w:bCs/>
+          <w:b/>
+        </w:rPr>
+        <w:t xml:space="preserve">⚠️ 铁律：设计系统中的所有 Design Token（边框、阴影、渐变、动效等）全部基于品牌色</w:t>
+      </w:r>
+      <w:r>
+        <w:rPr>
+          <w:bCs/>
+          <w:b/>
+        </w:rPr>
+        <w:t xml:space="preserve"> </w:t>
+      </w:r>
+      <w:r>
+        <w:rPr>
+          <w:rStyle w:val="VerbatimChar"/>
+          <w:bCs/>
+          <w:b/>
+        </w:rPr>
+        <w:t xml:space="preserve">#5DC4B3</w:t>
+      </w:r>
+      <w:r>
+        <w:rPr>
+          <w:bCs/>
+          <w:b/>
+        </w:rPr>
+        <w:t xml:space="preserve"> </w:t>
+      </w:r>
+      <w:r>
+        <w:rPr>
+          <w:bCs/>
+          <w:b/>
+        </w:rPr>
+        <w:t xml:space="preserve">定义，9 个通共享同一套 Design Token，绝不因某个通的专属色而修改任何全局 Token。</w:t>
+      </w:r>
+      <w:r>
+        <w:t xml:space="preserve"> </w:t>
+      </w:r>
+      <w:r>
+        <w:t xml:space="preserve">各”通”的专属色（如身份通</w:t>
+      </w:r>
+      <w:r>
+        <w:t xml:space="preserve"> </w:t>
+      </w:r>
+      <w:r>
+        <w:rPr>
+          <w:rStyle w:val="VerbatimChar"/>
+        </w:rPr>
+        <w:t xml:space="preserve">#3B82F6</w:t>
+      </w:r>
+      <w:r>
+        <w:t xml:space="preserve">、参与通</w:t>
+      </w:r>
+      <w:r>
+        <w:t xml:space="preserve"> </w:t>
+      </w:r>
+      <w:r>
+        <w:rPr>
+          <w:rStyle w:val="VerbatimChar"/>
+        </w:rPr>
+        <w:t xml:space="preserve">#10B981</w:t>
+      </w:r>
+      <w:r>
+        <w:t xml:space="preserve">）</w:t>
+      </w:r>
+      <w:r>
+        <w:rPr>
+          <w:bCs/>
+          <w:b/>
+        </w:rPr>
+        <w:t xml:space="preserve">仅用于</w:t>
+      </w:r>
+      <w:r>
+        <w:t xml:space="preserve">以下 4 种场景：</w:t>
+      </w:r>
+      <w:r>
+        <w:t xml:space="preserve"> </w:t>
+      </w:r>
+      <w:r>
+        <w:t xml:space="preserve">1. CTA 按钮背景色和文字色</w:t>
+      </w:r>
+      <w:r>
+        <w:t xml:space="preserve"> </w:t>
+      </w:r>
+      <w:r>
+        <w:t xml:space="preserve">2. 功能区标题和图标色</w:t>
+      </w:r>
+      <w:r>
+        <w:t xml:space="preserve"> </w:t>
+      </w:r>
+      <w:r>
+        <w:t xml:space="preserve">3. 功能卡片的浅色背景底纹</w:t>
+      </w:r>
+      <w:r>
+        <w:t xml:space="preserve"> </w:t>
+      </w:r>
+      <w:r>
+        <w:t xml:space="preserve">4. 进度条/标签/徽章等功能性色块</w:t>
+      </w:r>
+    </w:p>
+    <w:p>
+      <w:pPr>
+        <w:pStyle w:val="BodyText"/>
+      </w:pPr>
+      <w:r>
+        <w:rPr>
+          <w:bCs/>
+          <w:b/>
+        </w:rPr>
+        <w:t xml:space="preserve">不得用专属色替换以下全局 Token</w:t>
+      </w:r>
+      <w:r>
+        <w:t xml:space="preserve">：</w:t>
+      </w:r>
+      <w:r>
+        <w:t xml:space="preserve"> </w:t>
+      </w:r>
+      <w:r>
+        <w:t xml:space="preserve">-</w:t>
+      </w:r>
+      <w:r>
+        <w:t xml:space="preserve"> </w:t>
+      </w:r>
+      <w:r>
+        <w:rPr>
+          <w:rStyle w:val="VerbatimChar"/>
+        </w:rPr>
+        <w:t xml:space="preserve">hover边框</w:t>
+      </w:r>
+      <w:r>
+        <w:t xml:space="preserve"> </w:t>
+      </w:r>
+      <w:r>
+        <w:t xml:space="preserve">必须保持</w:t>
+      </w:r>
+      <w:r>
+        <w:t xml:space="preserve"> </w:t>
+      </w:r>
+      <w:r>
+        <w:rPr>
+          <w:rStyle w:val="VerbatimChar"/>
+        </w:rPr>
+        <w:t xml:space="preserve">rgba(93, 196, 179, 0.2)</w:t>
+      </w:r>
+      <w:r>
+        <w:t xml:space="preserve"> </w:t>
+      </w:r>
+      <w:r>
+        <w:t xml:space="preserve">— 品牌色</w:t>
+      </w:r>
+      <w:r>
+        <w:t xml:space="preserve"> </w:t>
+      </w:r>
+      <w:r>
+        <w:t xml:space="preserve">-</w:t>
+      </w:r>
+      <w:r>
+        <w:t xml:space="preserve"> </w:t>
+      </w:r>
+      <w:r>
+        <w:rPr>
+          <w:rStyle w:val="VerbatimChar"/>
+        </w:rPr>
+        <w:t xml:space="preserve">focus边框</w:t>
+      </w:r>
+      <w:r>
+        <w:t xml:space="preserve"> </w:t>
+      </w:r>
+      <w:r>
+        <w:t xml:space="preserve">必须保持</w:t>
+      </w:r>
+      <w:r>
+        <w:t xml:space="preserve"> </w:t>
+      </w:r>
+      <w:r>
+        <w:rPr>
+          <w:rStyle w:val="VerbatimChar"/>
+        </w:rPr>
+        <w:t xml:space="preserve">#5DC4B3</w:t>
+      </w:r>
+      <w:r>
+        <w:t xml:space="preserve"> </w:t>
+      </w:r>
+      <w:r>
+        <w:t xml:space="preserve">— 品牌色</w:t>
+      </w:r>
+      <w:r>
+        <w:t xml:space="preserve"> </w:t>
+      </w:r>
+      <w:r>
+        <w:t xml:space="preserve">-</w:t>
+      </w:r>
+      <w:r>
+        <w:t xml:space="preserve"> </w:t>
+      </w:r>
+      <w:r>
+        <w:rPr>
+          <w:rStyle w:val="VerbatimChar"/>
+        </w:rPr>
+        <w:t xml:space="preserve">--shadow-card-hover</w:t>
+      </w:r>
+      <w:r>
+        <w:t xml:space="preserve"> </w:t>
+      </w:r>
+      <w:r>
+        <w:t xml:space="preserve">必须保持</w:t>
+      </w:r>
+      <w:r>
+        <w:t xml:space="preserve"> </w:t>
+      </w:r>
+      <w:r>
+        <w:rPr>
+          <w:rStyle w:val="VerbatimChar"/>
+        </w:rPr>
+        <w:t xml:space="preserve">rgba(93,196,179,0.1)</w:t>
+      </w:r>
+      <w:r>
+        <w:t xml:space="preserve"> </w:t>
+      </w:r>
+      <w:r>
+        <w:t xml:space="preserve">— 品牌色</w:t>
+      </w:r>
+      <w:r>
+        <w:t xml:space="preserve"> </w:t>
+      </w:r>
+      <w:r>
+        <w:t xml:space="preserve">-</w:t>
+      </w:r>
+      <w:r>
+        <w:t xml:space="preserve"> </w:t>
+      </w:r>
+      <w:r>
+        <w:rPr>
+          <w:rStyle w:val="VerbatimChar"/>
+        </w:rPr>
+        <w:t xml:space="preserve">--gradient-primary</w:t>
+      </w:r>
+      <w:r>
+        <w:t xml:space="preserve"> </w:t>
+      </w:r>
+      <w:r>
+        <w:t xml:space="preserve">必须保持</w:t>
+      </w:r>
+      <w:r>
+        <w:t xml:space="preserve"> </w:t>
+      </w:r>
+      <w:r>
+        <w:rPr>
+          <w:rStyle w:val="VerbatimChar"/>
+        </w:rPr>
+        <w:t xml:space="preserve">#5DC4B3 → #49A89A</w:t>
+      </w:r>
+      <w:r>
+        <w:t xml:space="preserve"> </w:t>
+      </w:r>
+      <w:r>
+        <w:t xml:space="preserve">— 品牌色</w:t>
+      </w:r>
+      <w:r>
+        <w:t xml:space="preserve"> </w:t>
+      </w:r>
+      <w:r>
+        <w:t xml:space="preserve">- 所有已定义的 CSS 变量（</w:t>
+      </w:r>
+      <w:r>
+        <w:rPr>
+          <w:rStyle w:val="VerbatimChar"/>
+        </w:rPr>
+        <w:t xml:space="preserve">--shadow-*</w:t>
+      </w:r>
+      <w:r>
+        <w:t xml:space="preserve">,</w:t>
+      </w:r>
+      <w:r>
+        <w:t xml:space="preserve"> </w:t>
+      </w:r>
+      <w:r>
+        <w:rPr>
+          <w:rStyle w:val="VerbatimChar"/>
+        </w:rPr>
+        <w:t xml:space="preserve">--ease-*</w:t>
+      </w:r>
+      <w:r>
+        <w:t xml:space="preserve">,</w:t>
+      </w:r>
+      <w:r>
+        <w:t xml:space="preserve"> </w:t>
+      </w:r>
+      <w:r>
+        <w:rPr>
+          <w:rStyle w:val="VerbatimChar"/>
+        </w:rPr>
+        <w:t xml:space="preserve">--gradient-*</w:t>
+      </w:r>
+      <w:r>
+        <w:t xml:space="preserve">）</w:t>
+      </w:r>
+      <w:r>
+        <w:rPr>
+          <w:bCs/>
+          <w:b/>
+        </w:rPr>
+        <w:t xml:space="preserve">原封不动照搬</w:t>
+      </w:r>
+    </w:p>
     <w:bookmarkEnd w:id="58"/>
     <w:bookmarkStart w:id="59" w:name="语义色"/>
     <w:p>
@@ -23648,7 +23958,7 @@
         <w:t xml:space="preserve"> </w:t>
       </w:r>
       <w:r>
-        <w:t xml:space="preserve">— 导航栏、返回按钮、品牌相关元素</w:t>
+        <w:t xml:space="preserve">— 导航栏、返回按钮、品牌相关元素、hover边框、focus边框、卡片hover阴影</w:t>
       </w:r>
     </w:p>
     <w:p>
@@ -23664,13 +23974,20 @@
           <w:bCs/>
           <w:b/>
         </w:rPr>
-        <w:t xml:space="preserve">每个”通”的专属色仅用于内容区</w:t>
-      </w:r>
-      <w:r>
-        <w:t xml:space="preserve"> </w:t>
-      </w:r>
-      <w:r>
-        <w:t xml:space="preserve">— 如参与通的 #10B981 用于 CTA/进度条/行业标签</w:t>
+        <w:t xml:space="preserve">每个”通”的专属色仅用于内容区的 4 种场景</w:t>
+      </w:r>
+      <w:r>
+        <w:t xml:space="preserve"> </w:t>
+      </w:r>
+      <w:r>
+        <w:t xml:space="preserve">— CTA按钮、功能标题/图标、卡片浅色底纹、进度条/标签/徽章。</w:t>
+      </w:r>
+      <w:r>
+        <w:rPr>
+          <w:bCs/>
+          <w:b/>
+        </w:rPr>
+        <w:t xml:space="preserve">绝不替换任何全局 Design Token</w:t>
       </w:r>
     </w:p>
     <w:p>
@@ -23806,6 +24123,61 @@
       </w:r>
     </w:p>
     <w:p>
+      <w:pPr>
+        <w:numPr>
+          <w:ilvl w:val="0"/>
+          <w:numId w:val="1013"/>
+        </w:numPr>
+        <w:pStyle w:val="Compact"/>
+      </w:pPr>
+      <w:r>
+        <w:rPr>
+          <w:bCs/>
+          <w:b/>
+        </w:rPr>
+        <w:t xml:space="preserve">Design Token 全局统一</w:t>
+      </w:r>
+      <w:r>
+        <w:t xml:space="preserve"> </w:t>
+      </w:r>
+      <w:r>
+        <w:t xml:space="preserve">— 第六章定义的所有 CSS 变量（</w:t>
+      </w:r>
+      <w:r>
+        <w:rPr>
+          <w:rStyle w:val="VerbatimChar"/>
+        </w:rPr>
+        <w:t xml:space="preserve">--shadow-*</w:t>
+      </w:r>
+      <w:r>
+        <w:t xml:space="preserve">,</w:t>
+      </w:r>
+      <w:r>
+        <w:t xml:space="preserve"> </w:t>
+      </w:r>
+      <w:r>
+        <w:rPr>
+          <w:rStyle w:val="VerbatimChar"/>
+        </w:rPr>
+        <w:t xml:space="preserve">--ease-*</w:t>
+      </w:r>
+      <w:r>
+        <w:t xml:space="preserve">,</w:t>
+      </w:r>
+      <w:r>
+        <w:t xml:space="preserve"> </w:t>
+      </w:r>
+      <w:r>
+        <w:rPr>
+          <w:rStyle w:val="VerbatimChar"/>
+        </w:rPr>
+        <w:t xml:space="preserve">--gradient-*</w:t>
+      </w:r>
+      <w:r>
+        <w:t xml:space="preserve">）、边框色、Tailwind config 在所有”通”中 100% 相同，不得因专属色而做任何修改</w:t>
+      </w:r>
+    </w:p>
+    <w:p>
       <w:r>
         <w:pict>
           <v:rect style="width:0;height:1.5pt" o:hralign="center" o:hrstd="t" o:hr="t"/>
@@ -57087,7 +57459,25 @@
         <w:rPr>
           <w:rStyle w:val="NormalTok"/>
         </w:rPr>
-        <w:t xml:space="preserve">将品牌色 #5DC4B3 用于全局元素，该通专属色（浅色 {light}、深色 {dark}）用于内容区</w:t>
+        <w:t xml:space="preserve">⚠️ 设计系统 100% 原封不动照搬第六/七章内容，所有 Design Token（边框、阴影、渐变）统一基于品牌色 #5DC4B3</w:t>
+      </w:r>
+      <w:r>
+        <w:br/>
+      </w:r>
+      <w:r>
+        <w:rPr>
+          <w:rStyle w:val="NormalTok"/>
+        </w:rPr>
+        <w:t xml:space="preserve">⚠️ 该通专属色（浅色 {light}、深色 {dark}）仅限用于：CTA按钮、功能标题/图标、卡片浅色底纹、进度条/标签/徽章</w:t>
+      </w:r>
+      <w:r>
+        <w:br/>
+      </w:r>
+      <w:r>
+        <w:rPr>
+          <w:rStyle w:val="NormalTok"/>
+        </w:rPr>
+        <w:t xml:space="preserve">⚠️ 绝不用专属色替换 hover边框/focus边框/shadow-card-hover/gradient-primary 等全局 Token</w:t>
       </w:r>
       <w:r>
         <w:br/>
